--- a/klagomål/A 29660-2026 FSC-klagomål.docx
+++ b/klagomål/A 29660-2026 FSC-klagomål.docx
@@ -737,7 +737,7 @@
     <w:r>
       <w:tab/>
       <w:tab/>
-      <w:t>2026-07-13</w:t>
+      <w:t>2026-07-14</w:t>
       <w:br/>
       <w:br/>
     </w:r>

--- a/klagomål/A 29660-2026 FSC-klagomål.docx
+++ b/klagomål/A 29660-2026 FSC-klagomål.docx
@@ -737,7 +737,7 @@
     <w:r>
       <w:tab/>
       <w:tab/>
-      <w:t>2026-07-14</w:t>
+      <w:t>2026-07-15</w:t>
       <w:br/>
       <w:br/>
     </w:r>

--- a/klagomål/A 29660-2026 FSC-klagomål.docx
+++ b/klagomål/A 29660-2026 FSC-klagomål.docx
@@ -737,7 +737,7 @@
     <w:r>
       <w:tab/>
       <w:tab/>
-      <w:t>2026-07-15</w:t>
+      <w:t>2026-07-16</w:t>
       <w:br/>
       <w:br/>
     </w:r>

--- a/klagomål/A 29660-2026 FSC-klagomål.docx
+++ b/klagomål/A 29660-2026 FSC-klagomål.docx
@@ -737,7 +737,7 @@
     <w:r>
       <w:tab/>
       <w:tab/>
-      <w:t>2026-07-16</w:t>
+      <w:t>2026-07-17</w:t>
       <w:br/>
       <w:br/>
     </w:r>

--- a/klagomål/A 29660-2026 FSC-klagomål.docx
+++ b/klagomål/A 29660-2026 FSC-klagomål.docx
@@ -737,7 +737,7 @@
     <w:r>
       <w:tab/>
       <w:tab/>
-      <w:t>2026-07-17</w:t>
+      <w:t>2026-07-18</w:t>
       <w:br/>
       <w:br/>
     </w:r>

--- a/klagomål/A 29660-2026 FSC-klagomål.docx
+++ b/klagomål/A 29660-2026 FSC-klagomål.docx
@@ -737,7 +737,7 @@
     <w:r>
       <w:tab/>
       <w:tab/>
-      <w:t>2026-07-18</w:t>
+      <w:t>2026-07-19</w:t>
       <w:br/>
       <w:br/>
     </w:r>

--- a/klagomål/A 29660-2026 FSC-klagomål.docx
+++ b/klagomål/A 29660-2026 FSC-klagomål.docx
@@ -737,7 +737,7 @@
     <w:r>
       <w:tab/>
       <w:tab/>
-      <w:t>2026-07-19</w:t>
+      <w:t>2026-07-20</w:t>
       <w:br/>
       <w:br/>
     </w:r>

--- a/klagomål/A 29660-2026 FSC-klagomål.docx
+++ b/klagomål/A 29660-2026 FSC-klagomål.docx
@@ -737,7 +737,7 @@
     <w:r>
       <w:tab/>
       <w:tab/>
-      <w:t>2026-07-20</w:t>
+      <w:t>2026-07-21</w:t>
       <w:br/>
       <w:br/>
     </w:r>

--- a/klagomål/A 29660-2026 FSC-klagomål.docx
+++ b/klagomål/A 29660-2026 FSC-klagomål.docx
@@ -737,7 +737,7 @@
     <w:r>
       <w:tab/>
       <w:tab/>
-      <w:t>2026-07-21</w:t>
+      <w:t>2026-07-22</w:t>
       <w:br/>
       <w:br/>
     </w:r>

--- a/klagomål/A 29660-2026 FSC-klagomål.docx
+++ b/klagomål/A 29660-2026 FSC-klagomål.docx
@@ -737,7 +737,7 @@
     <w:r>
       <w:tab/>
       <w:tab/>
-      <w:t>2026-07-22</w:t>
+      <w:t>2026-07-23</w:t>
       <w:br/>
       <w:br/>
     </w:r>

--- a/klagomål/A 29660-2026 FSC-klagomål.docx
+++ b/klagomål/A 29660-2026 FSC-klagomål.docx
@@ -737,7 +737,7 @@
     <w:r>
       <w:tab/>
       <w:tab/>
-      <w:t>2026-07-23</w:t>
+      <w:t>2026-07-24</w:t>
       <w:br/>
       <w:br/>
     </w:r>

--- a/klagomål/A 29660-2026 FSC-klagomål.docx
+++ b/klagomål/A 29660-2026 FSC-klagomål.docx
@@ -737,7 +737,7 @@
     <w:r>
       <w:tab/>
       <w:tab/>
-      <w:t>2026-07-24</w:t>
+      <w:t>2026-07-25</w:t>
       <w:br/>
       <w:br/>
     </w:r>

--- a/klagomål/A 29660-2026 FSC-klagomål.docx
+++ b/klagomål/A 29660-2026 FSC-klagomål.docx
@@ -737,7 +737,7 @@
     <w:r>
       <w:tab/>
       <w:tab/>
-      <w:t>2026-07-25</w:t>
+      <w:t>2026-07-26</w:t>
       <w:br/>
       <w:br/>
     </w:r>

--- a/klagomål/A 29660-2026 FSC-klagomål.docx
+++ b/klagomål/A 29660-2026 FSC-klagomål.docx
@@ -737,7 +737,7 @@
     <w:r>
       <w:tab/>
       <w:tab/>
-      <w:t>2026-07-26</w:t>
+      <w:t>2026-07-27</w:t>
       <w:br/>
       <w:br/>
     </w:r>

--- a/klagomål/A 29660-2026 FSC-klagomål.docx
+++ b/klagomål/A 29660-2026 FSC-klagomål.docx
@@ -737,7 +737,7 @@
     <w:r>
       <w:tab/>
       <w:tab/>
-      <w:t>2026-07-27</w:t>
+      <w:t>2026-07-28</w:t>
       <w:br/>
       <w:br/>
     </w:r>

--- a/klagomål/A 29660-2026 FSC-klagomål.docx
+++ b/klagomål/A 29660-2026 FSC-klagomål.docx
@@ -737,7 +737,7 @@
     <w:r>
       <w:tab/>
       <w:tab/>
-      <w:t>2026-07-28</w:t>
+      <w:t>2026-07-29</w:t>
       <w:br/>
       <w:br/>
     </w:r>

--- a/klagomål/A 29660-2026 FSC-klagomål.docx
+++ b/klagomål/A 29660-2026 FSC-klagomål.docx
@@ -737,7 +737,7 @@
     <w:r>
       <w:tab/>
       <w:tab/>
-      <w:t>2026-07-29</w:t>
+      <w:t>2026-07-30</w:t>
       <w:br/>
       <w:br/>
     </w:r>

--- a/klagomål/A 29660-2026 FSC-klagomål.docx
+++ b/klagomål/A 29660-2026 FSC-klagomål.docx
@@ -737,7 +737,7 @@
     <w:r>
       <w:tab/>
       <w:tab/>
-      <w:t>2026-07-30</w:t>
+      <w:t>2026-07-31</w:t>
       <w:br/>
       <w:br/>
     </w:r>

--- a/klagomål/A 29660-2026 FSC-klagomål.docx
+++ b/klagomål/A 29660-2026 FSC-klagomål.docx
@@ -737,7 +737,7 @@
     <w:r>
       <w:tab/>
       <w:tab/>
-      <w:t>2026-07-31</w:t>
+      <w:t>2026-08-01</w:t>
       <w:br/>
       <w:br/>
     </w:r>

--- a/klagomål/A 29660-2026 FSC-klagomål.docx
+++ b/klagomål/A 29660-2026 FSC-klagomål.docx
@@ -737,7 +737,7 @@
     <w:r>
       <w:tab/>
       <w:tab/>
-      <w:t>2026-08-01</w:t>
+      <w:t>2026-08-02</w:t>
       <w:br/>
       <w:br/>
     </w:r>

--- a/klagomål/A 29660-2026 FSC-klagomål.docx
+++ b/klagomål/A 29660-2026 FSC-klagomål.docx
@@ -737,7 +737,7 @@
     <w:r>
       <w:tab/>
       <w:tab/>
-      <w:t>2026-08-02</w:t>
+      <w:t>2026-08-03</w:t>
       <w:br/>
       <w:br/>
     </w:r>

--- a/klagomål/A 29660-2026 FSC-klagomål.docx
+++ b/klagomål/A 29660-2026 FSC-klagomål.docx
@@ -737,7 +737,7 @@
     <w:r>
       <w:tab/>
       <w:tab/>
-      <w:t>2026-08-03</w:t>
+      <w:t>2026-08-05</w:t>
       <w:br/>
       <w:br/>
     </w:r>

--- a/klagomål/A 29660-2026 FSC-klagomål.docx
+++ b/klagomål/A 29660-2026 FSC-klagomål.docx
@@ -737,7 +737,7 @@
     <w:r>
       <w:tab/>
       <w:tab/>
-      <w:t>2026-08-05</w:t>
+      <w:t>2026-08-07</w:t>
       <w:br/>
       <w:br/>
     </w:r>

--- a/klagomål/A 29660-2026 FSC-klagomål.docx
+++ b/klagomål/A 29660-2026 FSC-klagomål.docx
@@ -737,7 +737,7 @@
     <w:r>
       <w:tab/>
       <w:tab/>
-      <w:t>2026-08-07</w:t>
+      <w:t>2026-08-08</w:t>
       <w:br/>
       <w:br/>
     </w:r>

--- a/klagomål/A 29660-2026 FSC-klagomål.docx
+++ b/klagomål/A 29660-2026 FSC-klagomål.docx
@@ -178,7 +178,7 @@
       <w:r>
         <w:drawing>
           <wp:inline xmlns:a="http://schemas.openxmlformats.org/drawingml/2006/main" xmlns:pic="http://schemas.openxmlformats.org/drawingml/2006/picture">
-            <wp:extent cx="5377806" cy="5724000"/>
+            <wp:extent cx="5486400" cy="5428570"/>
             <wp:docPr id="1" name="Picture 1"/>
             <wp:cNvGraphicFramePr>
               <a:graphicFrameLocks noChangeAspect="1"/>
@@ -199,7 +199,7 @@
                   <pic:spPr>
                     <a:xfrm>
                       <a:off x="0" y="0"/>
-                      <a:ext cx="5377806" cy="5724000"/>
+                      <a:ext cx="5486400" cy="5428570"/>
                     </a:xfrm>
                     <a:prstGeom prst="rect"/>
                   </pic:spPr>
@@ -216,12 +216,12 @@
         <w:spacing w:after="240"/>
       </w:pPr>
       <w:r>
-        <w:t>Figur 1. Fyndplatser för naturvårdsarter i och inom 19 meter från avverkningsanmälan. Markörer utan svart kant är placerade på fyndplatsen. Markörer med svart kant är placerade vid sidan av fyndplatsen har ett svart streck som visar fyndplatsens exakta position. Kartans mittpunktskoordinat är N 6668731, E 516350 i SWEREF 99 TM.</w:t>
+        <w:t>Figur 1. Fyndplatser för naturvårdsarter i och inom 19 meter från avverkningsanmälan. Markörer utan svart kant är placerade på fyndplatsen. Markörer med svart kant är placerade vid sidan av fyndplatsen och har ett svart streck som visar fyndplatsens exakta position. Kartans mittpunktskoordinat är N 6668731, E 516350 i SWEREF 99 TM.</w:t>
       </w:r>
     </w:p>
     <w:p>
       <w:r>
-        <w:t>I och inom 19 meter från avverkningsanmälan finns fynd av 2 naturvårdsarter, varav 1 är rödlistad, 1 är fridlyst och 2 är typiska (T): ullticka (NT, T) och blåsippa (T, §9). Se Figur 1.</w:t>
+        <w:t>I och inom 19 meter från avverkningsanmälan finns fynd av 6 naturvårdsarter, varav 1 är rödlistad, 1 är fridlyst, 4 är typiska (T) och 2 är signalarter (S): ullticka (NT, T), noshornsoxe (S), thomsons trägnagare (S), blåsippa (T, §9), kransmossa (T) och ormbär (T). Se Figur 1.</w:t>
       </w:r>
     </w:p>
     <w:p>
@@ -333,6 +333,55 @@
       </w:r>
     </w:p>
     <w:p>
+      <w:r>
+        <w:rPr>
+          <w:b/>
+        </w:rPr>
+        <w:t>Kransmossa</w:t>
+      </w:r>
+      <w:r>
+        <w:t xml:space="preserve"> är typisk art för </w:t>
+      </w:r>
+      <w:r>
+        <w:rPr>
+          <w:i/>
+        </w:rPr>
+        <w:t xml:space="preserve">9050 Näringsrik granskog </w:t>
+      </w:r>
+      <w:r>
+        <w:t xml:space="preserve">och </w:t>
+      </w:r>
+      <w:r>
+        <w:rPr>
+          <w:i/>
+        </w:rPr>
+        <w:t xml:space="preserve">6170 Alpina kalkgräsmarker </w:t>
+      </w:r>
+      <w:r>
+        <w:t>(SLU Artdatabanken, 2025).</w:t>
+      </w:r>
+    </w:p>
+    <w:p>
+      <w:r>
+        <w:rPr>
+          <w:b/>
+        </w:rPr>
+        <w:t>Ormbär</w:t>
+      </w:r>
+      <w:r>
+        <w:t xml:space="preserve"> är typisk art för </w:t>
+      </w:r>
+      <w:r>
+        <w:rPr>
+          <w:i/>
+        </w:rPr>
+        <w:t xml:space="preserve">9050 Näringsrik granskog </w:t>
+      </w:r>
+      <w:r>
+        <w:t>(SLU Artdatabanken, 2025).</w:t>
+      </w:r>
+    </w:p>
+    <w:p>
       <w:pPr>
         <w:pStyle w:val="Heading1"/>
       </w:pPr>
@@ -422,7 +471,7 @@
         <w:rPr>
           <w:i/>
         </w:rPr>
-        <w:t>I det avverkningsanmälda skogsområdet har 2 naturvårdsarter varav 1 rödlistade arter sina livsmiljöer och växtplatser.</w:t>
+        <w:t>I det avverkningsanmälda skogsområdet har 6 naturvårdsarter varav 1 rödlistade arter sina livsmiljöer och växtplatser.</w:t>
       </w:r>
     </w:p>
     <w:p>
@@ -737,7 +786,7 @@
     <w:r>
       <w:tab/>
       <w:tab/>
-      <w:t>2026-08-14</w:t>
+      <w:t>2026-08-15</w:t>
       <w:br/>
       <w:br/>
     </w:r>

--- a/klagomål/A 29660-2026 FSC-klagomål.docx
+++ b/klagomål/A 29660-2026 FSC-klagomål.docx
@@ -786,7 +786,7 @@
     <w:r>
       <w:tab/>
       <w:tab/>
-      <w:t>2026-08-15</w:t>
+      <w:t>2026-08-16</w:t>
       <w:br/>
       <w:br/>
     </w:r>

--- a/klagomål/A 29660-2026 FSC-klagomål.docx
+++ b/klagomål/A 29660-2026 FSC-klagomål.docx
@@ -786,7 +786,7 @@
     <w:r>
       <w:tab/>
       <w:tab/>
-      <w:t>2026-08-16</w:t>
+      <w:t>2026-08-17</w:t>
       <w:br/>
       <w:br/>
     </w:r>

--- a/klagomål/A 29660-2026 FSC-klagomål.docx
+++ b/klagomål/A 29660-2026 FSC-klagomål.docx
@@ -786,7 +786,7 @@
     <w:r>
       <w:tab/>
       <w:tab/>
-      <w:t>2026-08-17</w:t>
+      <w:t>2026-08-18</w:t>
       <w:br/>
       <w:br/>
     </w:r>

--- a/klagomål/A 29660-2026 FSC-klagomål.docx
+++ b/klagomål/A 29660-2026 FSC-klagomål.docx
@@ -786,7 +786,7 @@
     <w:r>
       <w:tab/>
       <w:tab/>
-      <w:t>2026-08-18</w:t>
+      <w:t>2026-08-19</w:t>
       <w:br/>
       <w:br/>
     </w:r>

--- a/klagomål/A 29660-2026 FSC-klagomål.docx
+++ b/klagomål/A 29660-2026 FSC-klagomål.docx
@@ -786,7 +786,7 @@
     <w:r>
       <w:tab/>
       <w:tab/>
-      <w:t>2026-08-19</w:t>
+      <w:t>2026-08-20</w:t>
       <w:br/>
       <w:br/>
     </w:r>

--- a/klagomål/A 29660-2026 FSC-klagomål.docx
+++ b/klagomål/A 29660-2026 FSC-klagomål.docx
@@ -178,7 +178,7 @@
       <w:r>
         <w:drawing>
           <wp:inline xmlns:a="http://schemas.openxmlformats.org/drawingml/2006/main" xmlns:pic="http://schemas.openxmlformats.org/drawingml/2006/picture">
-            <wp:extent cx="5486400" cy="5428570"/>
+            <wp:extent cx="5377806" cy="5724000"/>
             <wp:docPr id="1" name="Picture 1"/>
             <wp:cNvGraphicFramePr>
               <a:graphicFrameLocks noChangeAspect="1"/>
@@ -199,7 +199,7 @@
                   <pic:spPr>
                     <a:xfrm>
                       <a:off x="0" y="0"/>
-                      <a:ext cx="5486400" cy="5428570"/>
+                      <a:ext cx="5377806" cy="5724000"/>
                     </a:xfrm>
                     <a:prstGeom prst="rect"/>
                   </pic:spPr>
@@ -221,7 +221,7 @@
     </w:p>
     <w:p>
       <w:r>
-        <w:t>I och inom 19 meter från avverkningsanmälan finns fynd av 6 naturvårdsarter, varav 1 är rödlistad, 1 är fridlyst, 4 är typiska (T) och 2 är signalarter (S): ullticka (NT, T), noshornsoxe (S), thomsons trägnagare (S), blåsippa (T, §9), kransmossa (T) och ormbär (T). Se Figur 1.</w:t>
+        <w:t>I och inom 19 meter från avverkningsanmälan finns fynd av 2 naturvårdsarter, varav 1 är rödlistad, 1 är fridlyst och 2 är typiska (T): ullticka (NT, T) och blåsippa (T, §9). Se Figur 1.</w:t>
       </w:r>
     </w:p>
     <w:p>
@@ -333,55 +333,6 @@
       </w:r>
     </w:p>
     <w:p>
-      <w:r>
-        <w:rPr>
-          <w:b/>
-        </w:rPr>
-        <w:t>Kransmossa</w:t>
-      </w:r>
-      <w:r>
-        <w:t xml:space="preserve"> är typisk art för </w:t>
-      </w:r>
-      <w:r>
-        <w:rPr>
-          <w:i/>
-        </w:rPr>
-        <w:t xml:space="preserve">9050 Näringsrik granskog </w:t>
-      </w:r>
-      <w:r>
-        <w:t xml:space="preserve">och </w:t>
-      </w:r>
-      <w:r>
-        <w:rPr>
-          <w:i/>
-        </w:rPr>
-        <w:t xml:space="preserve">6170 Alpina kalkgräsmarker </w:t>
-      </w:r>
-      <w:r>
-        <w:t>(SLU Artdatabanken, 2025).</w:t>
-      </w:r>
-    </w:p>
-    <w:p>
-      <w:r>
-        <w:rPr>
-          <w:b/>
-        </w:rPr>
-        <w:t>Ormbär</w:t>
-      </w:r>
-      <w:r>
-        <w:t xml:space="preserve"> är typisk art för </w:t>
-      </w:r>
-      <w:r>
-        <w:rPr>
-          <w:i/>
-        </w:rPr>
-        <w:t xml:space="preserve">9050 Näringsrik granskog </w:t>
-      </w:r>
-      <w:r>
-        <w:t>(SLU Artdatabanken, 2025).</w:t>
-      </w:r>
-    </w:p>
-    <w:p>
       <w:pPr>
         <w:pStyle w:val="Heading1"/>
       </w:pPr>
@@ -471,7 +422,7 @@
         <w:rPr>
           <w:i/>
         </w:rPr>
-        <w:t>I det avverkningsanmälda skogsområdet har 6 naturvårdsarter varav 1 rödlistade arter sina livsmiljöer och växtplatser.</w:t>
+        <w:t>I det avverkningsanmälda skogsområdet har 2 naturvårdsarter varav 1 rödlistade arter sina livsmiljöer och växtplatser.</w:t>
       </w:r>
     </w:p>
     <w:p>
@@ -786,7 +737,7 @@
     <w:r>
       <w:tab/>
       <w:tab/>
-      <w:t>2026-08-20</w:t>
+      <w:t>2026-08-21</w:t>
       <w:br/>
       <w:br/>
     </w:r>

--- a/klagomål/A 29660-2026 FSC-klagomål.docx
+++ b/klagomål/A 29660-2026 FSC-klagomål.docx
@@ -178,7 +178,7 @@
       <w:r>
         <w:drawing>
           <wp:inline xmlns:a="http://schemas.openxmlformats.org/drawingml/2006/main" xmlns:pic="http://schemas.openxmlformats.org/drawingml/2006/picture">
-            <wp:extent cx="5377806" cy="5724000"/>
+            <wp:extent cx="5486400" cy="5428570"/>
             <wp:docPr id="1" name="Picture 1"/>
             <wp:cNvGraphicFramePr>
               <a:graphicFrameLocks noChangeAspect="1"/>
@@ -199,7 +199,7 @@
                   <pic:spPr>
                     <a:xfrm>
                       <a:off x="0" y="0"/>
-                      <a:ext cx="5377806" cy="5724000"/>
+                      <a:ext cx="5486400" cy="5428570"/>
                     </a:xfrm>
                     <a:prstGeom prst="rect"/>
                   </pic:spPr>
@@ -221,7 +221,7 @@
     </w:p>
     <w:p>
       <w:r>
-        <w:t>I och inom 19 meter från avverkningsanmälan finns fynd av 2 naturvårdsarter, varav 1 är rödlistad, 1 är fridlyst och 2 är typiska (T): ullticka (NT, T) och blåsippa (T, §9). Se Figur 1.</w:t>
+        <w:t>I och inom 19 meter från avverkningsanmälan finns fynd av 6 naturvårdsarter, varav 1 är rödlistad, 1 är fridlyst, 4 är typiska (T) och 2 är signalarter (S): ullticka (NT, T), noshornsoxe (S), thomsons trägnagare (S), blåsippa (T, §9), kransmossa (T) och ormbär (T). Se Figur 1.</w:t>
       </w:r>
     </w:p>
     <w:p>
@@ -333,6 +333,55 @@
       </w:r>
     </w:p>
     <w:p>
+      <w:r>
+        <w:rPr>
+          <w:b/>
+        </w:rPr>
+        <w:t>Kransmossa</w:t>
+      </w:r>
+      <w:r>
+        <w:t xml:space="preserve"> är typisk art för </w:t>
+      </w:r>
+      <w:r>
+        <w:rPr>
+          <w:i/>
+        </w:rPr>
+        <w:t xml:space="preserve">9050 Näringsrik granskog </w:t>
+      </w:r>
+      <w:r>
+        <w:t xml:space="preserve">och </w:t>
+      </w:r>
+      <w:r>
+        <w:rPr>
+          <w:i/>
+        </w:rPr>
+        <w:t xml:space="preserve">6170 Alpina kalkgräsmarker </w:t>
+      </w:r>
+      <w:r>
+        <w:t>(SLU Artdatabanken, 2025).</w:t>
+      </w:r>
+    </w:p>
+    <w:p>
+      <w:r>
+        <w:rPr>
+          <w:b/>
+        </w:rPr>
+        <w:t>Ormbär</w:t>
+      </w:r>
+      <w:r>
+        <w:t xml:space="preserve"> är typisk art för </w:t>
+      </w:r>
+      <w:r>
+        <w:rPr>
+          <w:i/>
+        </w:rPr>
+        <w:t xml:space="preserve">9050 Näringsrik granskog </w:t>
+      </w:r>
+      <w:r>
+        <w:t>(SLU Artdatabanken, 2025).</w:t>
+      </w:r>
+    </w:p>
+    <w:p>
       <w:pPr>
         <w:pStyle w:val="Heading1"/>
       </w:pPr>
@@ -422,7 +471,7 @@
         <w:rPr>
           <w:i/>
         </w:rPr>
-        <w:t>I det avverkningsanmälda skogsområdet har 2 naturvårdsarter varav 1 rödlistade arter sina livsmiljöer och växtplatser.</w:t>
+        <w:t>I det avverkningsanmälda skogsområdet har 6 naturvårdsarter varav 1 rödlistade arter sina livsmiljöer och växtplatser.</w:t>
       </w:r>
     </w:p>
     <w:p>
@@ -737,7 +786,7 @@
     <w:r>
       <w:tab/>
       <w:tab/>
-      <w:t>2026-08-21</w:t>
+      <w:t>2026-08-22</w:t>
       <w:br/>
       <w:br/>
     </w:r>

--- a/klagomål/A 29660-2026 FSC-klagomål.docx
+++ b/klagomål/A 29660-2026 FSC-klagomål.docx
@@ -786,7 +786,7 @@
     <w:r>
       <w:tab/>
       <w:tab/>
-      <w:t>2026-08-22</w:t>
+      <w:t>2026-08-23</w:t>
       <w:br/>
       <w:br/>
     </w:r>

--- a/klagomål/A 29660-2026 FSC-klagomål.docx
+++ b/klagomål/A 29660-2026 FSC-klagomål.docx
@@ -786,7 +786,7 @@
     <w:r>
       <w:tab/>
       <w:tab/>
-      <w:t>2026-08-23</w:t>
+      <w:t>2026-08-24</w:t>
       <w:br/>
       <w:br/>
     </w:r>

--- a/klagomål/A 29660-2026 FSC-klagomål.docx
+++ b/klagomål/A 29660-2026 FSC-klagomål.docx
@@ -786,7 +786,7 @@
     <w:r>
       <w:tab/>
       <w:tab/>
-      <w:t>2026-08-24</w:t>
+      <w:t>2026-08-25</w:t>
       <w:br/>
       <w:br/>
     </w:r>

--- a/klagomål/A 29660-2026 FSC-klagomål.docx
+++ b/klagomål/A 29660-2026 FSC-klagomål.docx
@@ -178,7 +178,7 @@
       <w:r>
         <w:drawing>
           <wp:inline xmlns:a="http://schemas.openxmlformats.org/drawingml/2006/main" xmlns:pic="http://schemas.openxmlformats.org/drawingml/2006/picture">
-            <wp:extent cx="5486400" cy="5428570"/>
+            <wp:extent cx="5377806" cy="5724000"/>
             <wp:docPr id="1" name="Picture 1"/>
             <wp:cNvGraphicFramePr>
               <a:graphicFrameLocks noChangeAspect="1"/>
@@ -199,7 +199,7 @@
                   <pic:spPr>
                     <a:xfrm>
                       <a:off x="0" y="0"/>
-                      <a:ext cx="5486400" cy="5428570"/>
+                      <a:ext cx="5377806" cy="5724000"/>
                     </a:xfrm>
                     <a:prstGeom prst="rect"/>
                   </pic:spPr>
@@ -221,7 +221,7 @@
     </w:p>
     <w:p>
       <w:r>
-        <w:t>I och inom 19 meter från avverkningsanmälan finns fynd av 6 naturvårdsarter, varav 1 är rödlistad, 1 är fridlyst, 4 är typiska (T) och 2 är signalarter (S): ullticka (NT, T), noshornsoxe (S), thomsons trägnagare (S), blåsippa (T, §9), kransmossa (T) och ormbär (T). Se Figur 1.</w:t>
+        <w:t>I och inom 19 meter från avverkningsanmälan finns fynd av 2 naturvårdsarter, varav 1 är rödlistad, 1 är fridlyst och 2 är typiska (T): ullticka (NT, T) och blåsippa (T, §9). Se Figur 1.</w:t>
       </w:r>
     </w:p>
     <w:p>
@@ -333,55 +333,6 @@
       </w:r>
     </w:p>
     <w:p>
-      <w:r>
-        <w:rPr>
-          <w:b/>
-        </w:rPr>
-        <w:t>Kransmossa</w:t>
-      </w:r>
-      <w:r>
-        <w:t xml:space="preserve"> är typisk art för </w:t>
-      </w:r>
-      <w:r>
-        <w:rPr>
-          <w:i/>
-        </w:rPr>
-        <w:t xml:space="preserve">9050 Näringsrik granskog </w:t>
-      </w:r>
-      <w:r>
-        <w:t xml:space="preserve">och </w:t>
-      </w:r>
-      <w:r>
-        <w:rPr>
-          <w:i/>
-        </w:rPr>
-        <w:t xml:space="preserve">6170 Alpina kalkgräsmarker </w:t>
-      </w:r>
-      <w:r>
-        <w:t>(SLU Artdatabanken, 2025).</w:t>
-      </w:r>
-    </w:p>
-    <w:p>
-      <w:r>
-        <w:rPr>
-          <w:b/>
-        </w:rPr>
-        <w:t>Ormbär</w:t>
-      </w:r>
-      <w:r>
-        <w:t xml:space="preserve"> är typisk art för </w:t>
-      </w:r>
-      <w:r>
-        <w:rPr>
-          <w:i/>
-        </w:rPr>
-        <w:t xml:space="preserve">9050 Näringsrik granskog </w:t>
-      </w:r>
-      <w:r>
-        <w:t>(SLU Artdatabanken, 2025).</w:t>
-      </w:r>
-    </w:p>
-    <w:p>
       <w:pPr>
         <w:pStyle w:val="Heading1"/>
       </w:pPr>
@@ -471,7 +422,7 @@
         <w:rPr>
           <w:i/>
         </w:rPr>
-        <w:t>I det avverkningsanmälda skogsområdet har 6 naturvårdsarter varav 1 rödlistade arter sina livsmiljöer och växtplatser.</w:t>
+        <w:t>I det avverkningsanmälda skogsområdet har 2 naturvårdsarter varav 1 rödlistade arter sina livsmiljöer och växtplatser.</w:t>
       </w:r>
     </w:p>
     <w:p>
@@ -786,7 +737,7 @@
     <w:r>
       <w:tab/>
       <w:tab/>
-      <w:t>2026-08-25</w:t>
+      <w:t>2026-08-26</w:t>
       <w:br/>
       <w:br/>
     </w:r>

--- a/klagomål/A 29660-2026 FSC-klagomål.docx
+++ b/klagomål/A 29660-2026 FSC-klagomål.docx
@@ -178,7 +178,7 @@
       <w:r>
         <w:drawing>
           <wp:inline xmlns:a="http://schemas.openxmlformats.org/drawingml/2006/main" xmlns:pic="http://schemas.openxmlformats.org/drawingml/2006/picture">
-            <wp:extent cx="5377806" cy="5724000"/>
+            <wp:extent cx="5486400" cy="5428570"/>
             <wp:docPr id="1" name="Picture 1"/>
             <wp:cNvGraphicFramePr>
               <a:graphicFrameLocks noChangeAspect="1"/>
@@ -199,7 +199,7 @@
                   <pic:spPr>
                     <a:xfrm>
                       <a:off x="0" y="0"/>
-                      <a:ext cx="5377806" cy="5724000"/>
+                      <a:ext cx="5486400" cy="5428570"/>
                     </a:xfrm>
                     <a:prstGeom prst="rect"/>
                   </pic:spPr>
@@ -221,7 +221,7 @@
     </w:p>
     <w:p>
       <w:r>
-        <w:t>I och inom 19 meter från avverkningsanmälan finns fynd av 2 naturvårdsarter, varav 1 är rödlistad, 1 är fridlyst och 2 är typiska (T): ullticka (NT, T) och blåsippa (T, §9). Se Figur 1.</w:t>
+        <w:t>I och inom 19 meter från avverkningsanmälan finns fynd av 6 naturvårdsarter, varav 1 är rödlistad, 1 är fridlyst, 4 är typiska (T) och 2 är signalarter (S): ullticka (NT, T), noshornsoxe (S), thomsons trägnagare (S), blåsippa (T, §9), kransmossa (T) och ormbär (T). Se Figur 1.</w:t>
       </w:r>
     </w:p>
     <w:p>
@@ -333,6 +333,55 @@
       </w:r>
     </w:p>
     <w:p>
+      <w:r>
+        <w:rPr>
+          <w:b/>
+        </w:rPr>
+        <w:t>Kransmossa</w:t>
+      </w:r>
+      <w:r>
+        <w:t xml:space="preserve"> är typisk art för </w:t>
+      </w:r>
+      <w:r>
+        <w:rPr>
+          <w:i/>
+        </w:rPr>
+        <w:t xml:space="preserve">9050 Näringsrik granskog </w:t>
+      </w:r>
+      <w:r>
+        <w:t xml:space="preserve">och </w:t>
+      </w:r>
+      <w:r>
+        <w:rPr>
+          <w:i/>
+        </w:rPr>
+        <w:t xml:space="preserve">6170 Alpina kalkgräsmarker </w:t>
+      </w:r>
+      <w:r>
+        <w:t>(SLU Artdatabanken, 2025).</w:t>
+      </w:r>
+    </w:p>
+    <w:p>
+      <w:r>
+        <w:rPr>
+          <w:b/>
+        </w:rPr>
+        <w:t>Ormbär</w:t>
+      </w:r>
+      <w:r>
+        <w:t xml:space="preserve"> är typisk art för </w:t>
+      </w:r>
+      <w:r>
+        <w:rPr>
+          <w:i/>
+        </w:rPr>
+        <w:t xml:space="preserve">9050 Näringsrik granskog </w:t>
+      </w:r>
+      <w:r>
+        <w:t>(SLU Artdatabanken, 2025).</w:t>
+      </w:r>
+    </w:p>
+    <w:p>
       <w:pPr>
         <w:pStyle w:val="Heading1"/>
       </w:pPr>
@@ -422,7 +471,7 @@
         <w:rPr>
           <w:i/>
         </w:rPr>
-        <w:t>I det avverkningsanmälda skogsområdet har 2 naturvårdsarter varav 1 rödlistade arter sina livsmiljöer och växtplatser.</w:t>
+        <w:t>I det avverkningsanmälda skogsområdet har 6 naturvårdsarter varav 1 rödlistade arter sina livsmiljöer och växtplatser.</w:t>
       </w:r>
     </w:p>
     <w:p>
@@ -737,7 +786,7 @@
     <w:r>
       <w:tab/>
       <w:tab/>
-      <w:t>2026-08-26</w:t>
+      <w:t>2026-08-27</w:t>
       <w:br/>
       <w:br/>
     </w:r>

--- a/klagomål/A 29660-2026 FSC-klagomål.docx
+++ b/klagomål/A 29660-2026 FSC-klagomål.docx
@@ -786,7 +786,7 @@
     <w:r>
       <w:tab/>
       <w:tab/>
-      <w:t>2026-08-27</w:t>
+      <w:t>2026-08-28</w:t>
       <w:br/>
       <w:br/>
     </w:r>

--- a/klagomål/A 29660-2026 FSC-klagomål.docx
+++ b/klagomål/A 29660-2026 FSC-klagomål.docx
@@ -786,7 +786,7 @@
     <w:r>
       <w:tab/>
       <w:tab/>
-      <w:t>2026-08-28</w:t>
+      <w:t>2026-08-29</w:t>
       <w:br/>
       <w:br/>
     </w:r>

--- a/klagomål/A 29660-2026 FSC-klagomål.docx
+++ b/klagomål/A 29660-2026 FSC-klagomål.docx
@@ -178,7 +178,7 @@
       <w:r>
         <w:drawing>
           <wp:inline xmlns:a="http://schemas.openxmlformats.org/drawingml/2006/main" xmlns:pic="http://schemas.openxmlformats.org/drawingml/2006/picture">
-            <wp:extent cx="5486400" cy="5428570"/>
+            <wp:extent cx="5377806" cy="5724000"/>
             <wp:docPr id="1" name="Picture 1"/>
             <wp:cNvGraphicFramePr>
               <a:graphicFrameLocks noChangeAspect="1"/>
@@ -199,7 +199,7 @@
                   <pic:spPr>
                     <a:xfrm>
                       <a:off x="0" y="0"/>
-                      <a:ext cx="5486400" cy="5428570"/>
+                      <a:ext cx="5377806" cy="5724000"/>
                     </a:xfrm>
                     <a:prstGeom prst="rect"/>
                   </pic:spPr>
@@ -221,7 +221,7 @@
     </w:p>
     <w:p>
       <w:r>
-        <w:t>I och inom 19 meter från avverkningsanmälan finns fynd av 6 naturvårdsarter, varav 1 är rödlistad, 1 är fridlyst, 4 är typiska (T) och 2 är signalarter (S): ullticka (NT, T), noshornsoxe (S), thomsons trägnagare (S), blåsippa (T, §9), kransmossa (T) och ormbär (T). Se Figur 1.</w:t>
+        <w:t>I och inom 19 meter från avverkningsanmälan finns fynd av 2 naturvårdsarter, varav 1 är rödlistad, 1 är fridlyst och 2 är typiska (T): ullticka (NT, T) och blåsippa (T, §9). Se Figur 1.</w:t>
       </w:r>
     </w:p>
     <w:p>
@@ -333,55 +333,6 @@
       </w:r>
     </w:p>
     <w:p>
-      <w:r>
-        <w:rPr>
-          <w:b/>
-        </w:rPr>
-        <w:t>Kransmossa</w:t>
-      </w:r>
-      <w:r>
-        <w:t xml:space="preserve"> är typisk art för </w:t>
-      </w:r>
-      <w:r>
-        <w:rPr>
-          <w:i/>
-        </w:rPr>
-        <w:t xml:space="preserve">9050 Näringsrik granskog </w:t>
-      </w:r>
-      <w:r>
-        <w:t xml:space="preserve">och </w:t>
-      </w:r>
-      <w:r>
-        <w:rPr>
-          <w:i/>
-        </w:rPr>
-        <w:t xml:space="preserve">6170 Alpina kalkgräsmarker </w:t>
-      </w:r>
-      <w:r>
-        <w:t>(SLU Artdatabanken, 2025).</w:t>
-      </w:r>
-    </w:p>
-    <w:p>
-      <w:r>
-        <w:rPr>
-          <w:b/>
-        </w:rPr>
-        <w:t>Ormbär</w:t>
-      </w:r>
-      <w:r>
-        <w:t xml:space="preserve"> är typisk art för </w:t>
-      </w:r>
-      <w:r>
-        <w:rPr>
-          <w:i/>
-        </w:rPr>
-        <w:t xml:space="preserve">9050 Näringsrik granskog </w:t>
-      </w:r>
-      <w:r>
-        <w:t>(SLU Artdatabanken, 2025).</w:t>
-      </w:r>
-    </w:p>
-    <w:p>
       <w:pPr>
         <w:pStyle w:val="Heading1"/>
       </w:pPr>
@@ -471,7 +422,7 @@
         <w:rPr>
           <w:i/>
         </w:rPr>
-        <w:t>I det avverkningsanmälda skogsområdet har 6 naturvårdsarter varav 1 rödlistade arter sina livsmiljöer och växtplatser.</w:t>
+        <w:t>I det avverkningsanmälda skogsområdet har 2 naturvårdsarter varav 1 rödlistade arter sina livsmiljöer och växtplatser.</w:t>
       </w:r>
     </w:p>
     <w:p>
@@ -786,7 +737,7 @@
     <w:r>
       <w:tab/>
       <w:tab/>
-      <w:t>2026-08-29</w:t>
+      <w:t>2026-08-31</w:t>
       <w:br/>
       <w:br/>
     </w:r>

--- a/klagomål/A 29660-2026 FSC-klagomål.docx
+++ b/klagomål/A 29660-2026 FSC-klagomål.docx
@@ -178,7 +178,7 @@
       <w:r>
         <w:drawing>
           <wp:inline xmlns:a="http://schemas.openxmlformats.org/drawingml/2006/main" xmlns:pic="http://schemas.openxmlformats.org/drawingml/2006/picture">
-            <wp:extent cx="5377806" cy="5724000"/>
+            <wp:extent cx="5486400" cy="5428570"/>
             <wp:docPr id="1" name="Picture 1"/>
             <wp:cNvGraphicFramePr>
               <a:graphicFrameLocks noChangeAspect="1"/>
@@ -199,7 +199,7 @@
                   <pic:spPr>
                     <a:xfrm>
                       <a:off x="0" y="0"/>
-                      <a:ext cx="5377806" cy="5724000"/>
+                      <a:ext cx="5486400" cy="5428570"/>
                     </a:xfrm>
                     <a:prstGeom prst="rect"/>
                   </pic:spPr>
@@ -221,7 +221,7 @@
     </w:p>
     <w:p>
       <w:r>
-        <w:t>I och inom 19 meter från avverkningsanmälan finns fynd av 2 naturvårdsarter, varav 1 är rödlistad, 1 är fridlyst och 2 är typiska (T): ullticka (NT, T) och blåsippa (T, §9). Se Figur 1.</w:t>
+        <w:t>I och inom 19 meter från avverkningsanmälan finns fynd av 6 naturvårdsarter, varav 1 är rödlistad, 1 är fridlyst, 4 är typiska (T) och 2 är signalarter (S): ullticka (NT, T), noshornsoxe (S), thomsons trägnagare (S), blåsippa (T, §9), kransmossa (T) och ormbär (T). Se Figur 1.</w:t>
       </w:r>
     </w:p>
     <w:p>
@@ -333,6 +333,55 @@
       </w:r>
     </w:p>
     <w:p>
+      <w:r>
+        <w:rPr>
+          <w:b/>
+        </w:rPr>
+        <w:t>Kransmossa</w:t>
+      </w:r>
+      <w:r>
+        <w:t xml:space="preserve"> är typisk art för </w:t>
+      </w:r>
+      <w:r>
+        <w:rPr>
+          <w:i/>
+        </w:rPr>
+        <w:t xml:space="preserve">9050 Näringsrik granskog </w:t>
+      </w:r>
+      <w:r>
+        <w:t xml:space="preserve">och </w:t>
+      </w:r>
+      <w:r>
+        <w:rPr>
+          <w:i/>
+        </w:rPr>
+        <w:t xml:space="preserve">6170 Alpina kalkgräsmarker </w:t>
+      </w:r>
+      <w:r>
+        <w:t>(SLU Artdatabanken, 2025).</w:t>
+      </w:r>
+    </w:p>
+    <w:p>
+      <w:r>
+        <w:rPr>
+          <w:b/>
+        </w:rPr>
+        <w:t>Ormbär</w:t>
+      </w:r>
+      <w:r>
+        <w:t xml:space="preserve"> är typisk art för </w:t>
+      </w:r>
+      <w:r>
+        <w:rPr>
+          <w:i/>
+        </w:rPr>
+        <w:t xml:space="preserve">9050 Näringsrik granskog </w:t>
+      </w:r>
+      <w:r>
+        <w:t>(SLU Artdatabanken, 2025).</w:t>
+      </w:r>
+    </w:p>
+    <w:p>
       <w:pPr>
         <w:pStyle w:val="Heading1"/>
       </w:pPr>
@@ -422,7 +471,7 @@
         <w:rPr>
           <w:i/>
         </w:rPr>
-        <w:t>I det avverkningsanmälda skogsområdet har 2 naturvårdsarter varav 1 rödlistade arter sina livsmiljöer och växtplatser.</w:t>
+        <w:t>I det avverkningsanmälda skogsområdet har 6 naturvårdsarter varav 1 rödlistade arter sina livsmiljöer och växtplatser.</w:t>
       </w:r>
     </w:p>
     <w:p>
@@ -737,7 +786,7 @@
     <w:r>
       <w:tab/>
       <w:tab/>
-      <w:t>2026-08-31</w:t>
+      <w:t>2026-09-01</w:t>
       <w:br/>
       <w:br/>
     </w:r>

--- a/klagomål/A 29660-2026 FSC-klagomål.docx
+++ b/klagomål/A 29660-2026 FSC-klagomål.docx
@@ -786,7 +786,7 @@
     <w:r>
       <w:tab/>
       <w:tab/>
-      <w:t>2026-09-01</w:t>
+      <w:t>2026-09-02</w:t>
       <w:br/>
       <w:br/>
     </w:r>

--- a/klagomål/A 29660-2026 FSC-klagomål.docx
+++ b/klagomål/A 29660-2026 FSC-klagomål.docx
@@ -786,7 +786,7 @@
     <w:r>
       <w:tab/>
       <w:tab/>
-      <w:t>2026-09-02</w:t>
+      <w:t>2026-09-03</w:t>
       <w:br/>
       <w:br/>
     </w:r>

--- a/klagomål/A 29660-2026 FSC-klagomål.docx
+++ b/klagomål/A 29660-2026 FSC-klagomål.docx
@@ -786,7 +786,7 @@
     <w:r>
       <w:tab/>
       <w:tab/>
-      <w:t>2026-09-03</w:t>
+      <w:t>2026-09-04</w:t>
       <w:br/>
       <w:br/>
     </w:r>

--- a/klagomål/A 29660-2026 FSC-klagomål.docx
+++ b/klagomål/A 29660-2026 FSC-klagomål.docx
@@ -786,7 +786,7 @@
     <w:r>
       <w:tab/>
       <w:tab/>
-      <w:t>2026-09-04</w:t>
+      <w:t>2026-09-05</w:t>
       <w:br/>
       <w:br/>
     </w:r>
